--- a/Ciclo-2024-Segundo-Semestre/Contenido/Recursos Educativos/Videos/Youtube.docx
+++ b/Ciclo-2024-Segundo-Semestre/Contenido/Recursos Educativos/Videos/Youtube.docx
@@ -4,7 +4,7 @@
   <w:body>
     <w:p>
       <w:pPr>
-        <w:pStyle w:val="Heading1"/>
+        <w:pStyle w:val="heading1"/>
         <w:rPr/>
       </w:pPr>
       <w:bookmarkStart w:colFirst="0" w:colLast="0" w:name="_lfh1mhqoz9p" w:id="0"/>
@@ -46,7 +46,7 @@
     </w:p>
     <w:p>
       <w:pPr>
-        <w:pStyle w:val="Heading1"/>
+        <w:pStyle w:val="heading1"/>
         <w:rPr>
           <w:rFonts w:ascii="Courier New" w:cs="Courier New" w:eastAsia="Courier New" w:hAnsi="Courier New"/>
           <w:sz w:val="21"/>
@@ -73,15 +73,17 @@
         <w:rPr>
           <w:rFonts w:ascii="Courier New" w:cs="Courier New" w:eastAsia="Courier New" w:hAnsi="Courier New"/>
           <w:b w:val="1"/>
-          <w:sz w:val="24"/>
-          <w:szCs w:val="24"/>
-          <w:highlight w:val="white"/>
-        </w:rPr>
-      </w:pPr>
-      <w:r>
-        <w:rPr>
-          <w:rFonts w:ascii="Courier New" w:cs="Courier New" w:eastAsia="Courier New" w:hAnsi="Courier New"/>
-          <w:b w:val="1"/>
+          <w:bCs w:val="1"/>
+          <w:sz w:val="24"/>
+          <w:szCs w:val="24"/>
+          <w:highlight w:val="white"/>
+        </w:rPr>
+      </w:pPr>
+      <w:r>
+        <w:rPr>
+          <w:rFonts w:ascii="Courier New" w:cs="Courier New" w:eastAsia="Courier New" w:hAnsi="Courier New"/>
+          <w:b w:val="1"/>
+          <w:bCs w:val="1"/>
           <w:sz w:val="24"/>
           <w:szCs w:val="24"/>
           <w:highlight w:val="white"/>
@@ -139,15 +141,17 @@
         <w:rPr>
           <w:rFonts w:ascii="Courier New" w:cs="Courier New" w:eastAsia="Courier New" w:hAnsi="Courier New"/>
           <w:b w:val="1"/>
-          <w:sz w:val="24"/>
-          <w:szCs w:val="24"/>
-          <w:highlight w:val="white"/>
-        </w:rPr>
-      </w:pPr>
-      <w:r>
-        <w:rPr>
-          <w:rFonts w:ascii="Courier New" w:cs="Courier New" w:eastAsia="Courier New" w:hAnsi="Courier New"/>
-          <w:b w:val="1"/>
+          <w:bCs w:val="1"/>
+          <w:sz w:val="24"/>
+          <w:szCs w:val="24"/>
+          <w:highlight w:val="white"/>
+        </w:rPr>
+      </w:pPr>
+      <w:r>
+        <w:rPr>
+          <w:rFonts w:ascii="Courier New" w:cs="Courier New" w:eastAsia="Courier New" w:hAnsi="Courier New"/>
+          <w:b w:val="1"/>
+          <w:bCs w:val="1"/>
           <w:sz w:val="24"/>
           <w:szCs w:val="24"/>
           <w:highlight w:val="white"/>
@@ -205,15 +209,17 @@
         <w:rPr>
           <w:rFonts w:ascii="Courier New" w:cs="Courier New" w:eastAsia="Courier New" w:hAnsi="Courier New"/>
           <w:b w:val="1"/>
-          <w:sz w:val="24"/>
-          <w:szCs w:val="24"/>
-          <w:highlight w:val="white"/>
-        </w:rPr>
-      </w:pPr>
-      <w:r>
-        <w:rPr>
-          <w:rFonts w:ascii="Courier New" w:cs="Courier New" w:eastAsia="Courier New" w:hAnsi="Courier New"/>
-          <w:b w:val="1"/>
+          <w:bCs w:val="1"/>
+          <w:sz w:val="24"/>
+          <w:szCs w:val="24"/>
+          <w:highlight w:val="white"/>
+        </w:rPr>
+      </w:pPr>
+      <w:r>
+        <w:rPr>
+          <w:rFonts w:ascii="Courier New" w:cs="Courier New" w:eastAsia="Courier New" w:hAnsi="Courier New"/>
+          <w:b w:val="1"/>
+          <w:bCs w:val="1"/>
           <w:sz w:val="24"/>
           <w:szCs w:val="24"/>
           <w:highlight w:val="white"/>
@@ -271,15 +277,17 @@
         <w:rPr>
           <w:rFonts w:ascii="Courier New" w:cs="Courier New" w:eastAsia="Courier New" w:hAnsi="Courier New"/>
           <w:b w:val="1"/>
-          <w:sz w:val="24"/>
-          <w:szCs w:val="24"/>
-          <w:highlight w:val="white"/>
-        </w:rPr>
-      </w:pPr>
-      <w:r>
-        <w:rPr>
-          <w:rFonts w:ascii="Courier New" w:cs="Courier New" w:eastAsia="Courier New" w:hAnsi="Courier New"/>
-          <w:b w:val="1"/>
+          <w:bCs w:val="1"/>
+          <w:sz w:val="24"/>
+          <w:szCs w:val="24"/>
+          <w:highlight w:val="white"/>
+        </w:rPr>
+      </w:pPr>
+      <w:r>
+        <w:rPr>
+          <w:rFonts w:ascii="Courier New" w:cs="Courier New" w:eastAsia="Courier New" w:hAnsi="Courier New"/>
+          <w:b w:val="1"/>
+          <w:bCs w:val="1"/>
           <w:sz w:val="24"/>
           <w:szCs w:val="24"/>
           <w:highlight w:val="white"/>
@@ -337,15 +345,17 @@
         <w:rPr>
           <w:rFonts w:ascii="Courier New" w:cs="Courier New" w:eastAsia="Courier New" w:hAnsi="Courier New"/>
           <w:b w:val="1"/>
-          <w:sz w:val="24"/>
-          <w:szCs w:val="24"/>
-          <w:highlight w:val="white"/>
-        </w:rPr>
-      </w:pPr>
-      <w:r>
-        <w:rPr>
-          <w:rFonts w:ascii="Courier New" w:cs="Courier New" w:eastAsia="Courier New" w:hAnsi="Courier New"/>
-          <w:b w:val="1"/>
+          <w:bCs w:val="1"/>
+          <w:sz w:val="24"/>
+          <w:szCs w:val="24"/>
+          <w:highlight w:val="white"/>
+        </w:rPr>
+      </w:pPr>
+      <w:r>
+        <w:rPr>
+          <w:rFonts w:ascii="Courier New" w:cs="Courier New" w:eastAsia="Courier New" w:hAnsi="Courier New"/>
+          <w:b w:val="1"/>
+          <w:bCs w:val="1"/>
           <w:sz w:val="24"/>
           <w:szCs w:val="24"/>
           <w:highlight w:val="white"/>
@@ -403,15 +413,17 @@
         <w:rPr>
           <w:rFonts w:ascii="Courier New" w:cs="Courier New" w:eastAsia="Courier New" w:hAnsi="Courier New"/>
           <w:b w:val="1"/>
-          <w:sz w:val="24"/>
-          <w:szCs w:val="24"/>
-          <w:highlight w:val="white"/>
-        </w:rPr>
-      </w:pPr>
-      <w:r>
-        <w:rPr>
-          <w:rFonts w:ascii="Courier New" w:cs="Courier New" w:eastAsia="Courier New" w:hAnsi="Courier New"/>
-          <w:b w:val="1"/>
+          <w:bCs w:val="1"/>
+          <w:sz w:val="24"/>
+          <w:szCs w:val="24"/>
+          <w:highlight w:val="white"/>
+        </w:rPr>
+      </w:pPr>
+      <w:r>
+        <w:rPr>
+          <w:rFonts w:ascii="Courier New" w:cs="Courier New" w:eastAsia="Courier New" w:hAnsi="Courier New"/>
+          <w:b w:val="1"/>
+          <w:bCs w:val="1"/>
           <w:sz w:val="24"/>
           <w:szCs w:val="24"/>
           <w:highlight w:val="white"/>
@@ -469,15 +481,17 @@
         <w:rPr>
           <w:rFonts w:ascii="Courier New" w:cs="Courier New" w:eastAsia="Courier New" w:hAnsi="Courier New"/>
           <w:b w:val="1"/>
-          <w:sz w:val="24"/>
-          <w:szCs w:val="24"/>
-          <w:highlight w:val="white"/>
-        </w:rPr>
-      </w:pPr>
-      <w:r>
-        <w:rPr>
-          <w:rFonts w:ascii="Courier New" w:cs="Courier New" w:eastAsia="Courier New" w:hAnsi="Courier New"/>
-          <w:b w:val="1"/>
+          <w:bCs w:val="1"/>
+          <w:sz w:val="24"/>
+          <w:szCs w:val="24"/>
+          <w:highlight w:val="white"/>
+        </w:rPr>
+      </w:pPr>
+      <w:r>
+        <w:rPr>
+          <w:rFonts w:ascii="Courier New" w:cs="Courier New" w:eastAsia="Courier New" w:hAnsi="Courier New"/>
+          <w:b w:val="1"/>
+          <w:bCs w:val="1"/>
           <w:sz w:val="24"/>
           <w:szCs w:val="24"/>
           <w:highlight w:val="white"/>
@@ -535,15 +549,17 @@
         <w:rPr>
           <w:rFonts w:ascii="Courier New" w:cs="Courier New" w:eastAsia="Courier New" w:hAnsi="Courier New"/>
           <w:b w:val="1"/>
-          <w:sz w:val="24"/>
-          <w:szCs w:val="24"/>
-          <w:highlight w:val="white"/>
-        </w:rPr>
-      </w:pPr>
-      <w:r>
-        <w:rPr>
-          <w:rFonts w:ascii="Courier New" w:cs="Courier New" w:eastAsia="Courier New" w:hAnsi="Courier New"/>
-          <w:b w:val="1"/>
+          <w:bCs w:val="1"/>
+          <w:sz w:val="24"/>
+          <w:szCs w:val="24"/>
+          <w:highlight w:val="white"/>
+        </w:rPr>
+      </w:pPr>
+      <w:r>
+        <w:rPr>
+          <w:rFonts w:ascii="Courier New" w:cs="Courier New" w:eastAsia="Courier New" w:hAnsi="Courier New"/>
+          <w:b w:val="1"/>
+          <w:bCs w:val="1"/>
           <w:sz w:val="24"/>
           <w:szCs w:val="24"/>
           <w:highlight w:val="white"/>
@@ -601,15 +617,17 @@
         <w:rPr>
           <w:rFonts w:ascii="Courier New" w:cs="Courier New" w:eastAsia="Courier New" w:hAnsi="Courier New"/>
           <w:b w:val="1"/>
-          <w:sz w:val="24"/>
-          <w:szCs w:val="24"/>
-          <w:highlight w:val="white"/>
-        </w:rPr>
-      </w:pPr>
-      <w:r>
-        <w:rPr>
-          <w:rFonts w:ascii="Courier New" w:cs="Courier New" w:eastAsia="Courier New" w:hAnsi="Courier New"/>
-          <w:b w:val="1"/>
+          <w:bCs w:val="1"/>
+          <w:sz w:val="24"/>
+          <w:szCs w:val="24"/>
+          <w:highlight w:val="white"/>
+        </w:rPr>
+      </w:pPr>
+      <w:r>
+        <w:rPr>
+          <w:rFonts w:ascii="Courier New" w:cs="Courier New" w:eastAsia="Courier New" w:hAnsi="Courier New"/>
+          <w:b w:val="1"/>
+          <w:bCs w:val="1"/>
           <w:sz w:val="24"/>
           <w:szCs w:val="24"/>
           <w:highlight w:val="white"/>
@@ -753,6 +771,7 @@
     </w:pPr>
     <w:rPr>
       <w:b w:val="0"/>
+      <w:bCs w:val="0"/>
       <w:sz w:val="32"/>
       <w:szCs w:val="32"/>
     </w:rPr>
@@ -769,6 +788,7 @@
     </w:pPr>
     <w:rPr>
       <w:b w:val="0"/>
+      <w:bCs w:val="0"/>
       <w:color w:val="434343"/>
       <w:sz w:val="28"/>
       <w:szCs w:val="28"/>
@@ -818,6 +838,7 @@
     </w:pPr>
     <w:rPr>
       <w:i w:val="1"/>
+      <w:iCs w:val="1"/>
       <w:color w:val="666666"/>
       <w:sz w:val="22"/>
       <w:szCs w:val="22"/>
@@ -851,6 +872,7 @@
     <w:rPr>
       <w:rFonts w:ascii="Arial" w:cs="Arial" w:eastAsia="Arial" w:hAnsi="Arial"/>
       <w:i w:val="0"/>
+      <w:iCs w:val="0"/>
       <w:color w:val="666666"/>
       <w:sz w:val="30"/>
       <w:szCs w:val="30"/>
